--- a/Project/Weekly_Report_Week12.docx
+++ b/Project/Weekly_Report_Week12.docx
@@ -89,12 +89,6 @@
         <w:gridCol w:w="6560"/>
       </w:tblGrid>
       <w:tr>
-        <w:tblPrEx>
-          <w:tblCellMar>
-            <w:top w:w="0" w:type="dxa"/>
-            <w:bottom w:w="0" w:type="dxa"/>
-          </w:tblCellMar>
-        </w:tblPrEx>
         <w:tc>
           <w:tcPr>
             <w:tcW w:w="2800" w:type="dxa"/>
@@ -145,12 +139,6 @@
         </w:tc>
       </w:tr>
       <w:tr>
-        <w:tblPrEx>
-          <w:tblCellMar>
-            <w:top w:w="0" w:type="dxa"/>
-            <w:bottom w:w="0" w:type="dxa"/>
-          </w:tblCellMar>
-        </w:tblPrEx>
         <w:tc>
           <w:tcPr>
             <w:tcW w:w="2800" w:type="dxa"/>
@@ -210,12 +198,6 @@
         </w:tc>
       </w:tr>
       <w:tr>
-        <w:tblPrEx>
-          <w:tblCellMar>
-            <w:top w:w="0" w:type="dxa"/>
-            <w:bottom w:w="0" w:type="dxa"/>
-          </w:tblCellMar>
-        </w:tblPrEx>
         <w:tc>
           <w:tcPr>
             <w:tcW w:w="2800" w:type="dxa"/>
@@ -260,39 +242,12 @@
           </w:tcPr>
           <w:p>
             <w:r>
-              <w:t>March</w:t>
-            </w:r>
-            <w:r>
-              <w:t xml:space="preserve"> 1</w:t>
-            </w:r>
-            <w:r>
-              <w:t>9</w:t>
-            </w:r>
-            <w:r>
-              <w:t xml:space="preserve">, 2026 - </w:t>
-            </w:r>
-            <w:r>
-              <w:t>March</w:t>
-            </w:r>
-            <w:r>
-              <w:t xml:space="preserve"> </w:t>
-            </w:r>
-            <w:r>
-              <w:t>25</w:t>
-            </w:r>
-            <w:r>
-              <w:t>, 2026 (Week 12 - FINAL WEEK)</w:t>
+              <w:t>March 19, 2026 - March 25, 2026 (Week 12 - FINAL WEEK)</w:t>
             </w:r>
           </w:p>
         </w:tc>
       </w:tr>
       <w:tr>
-        <w:tblPrEx>
-          <w:tblCellMar>
-            <w:top w:w="0" w:type="dxa"/>
-            <w:bottom w:w="0" w:type="dxa"/>
-          </w:tblCellMar>
-        </w:tblPrEx>
         <w:tc>
           <w:tcPr>
             <w:tcW w:w="2800" w:type="dxa"/>
@@ -351,12 +306,6 @@
         </w:tc>
       </w:tr>
       <w:tr>
-        <w:tblPrEx>
-          <w:tblCellMar>
-            <w:top w:w="0" w:type="dxa"/>
-            <w:bottom w:w="0" w:type="dxa"/>
-          </w:tblCellMar>
-        </w:tblPrEx>
         <w:tc>
           <w:tcPr>
             <w:tcW w:w="2800" w:type="dxa"/>
@@ -407,12 +356,6 @@
         </w:tc>
       </w:tr>
       <w:tr>
-        <w:tblPrEx>
-          <w:tblCellMar>
-            <w:top w:w="0" w:type="dxa"/>
-            <w:bottom w:w="0" w:type="dxa"/>
-          </w:tblCellMar>
-        </w:tblPrEx>
         <w:tc>
           <w:tcPr>
             <w:tcW w:w="2800" w:type="dxa"/>
@@ -463,12 +406,6 @@
         </w:tc>
       </w:tr>
       <w:tr>
-        <w:tblPrEx>
-          <w:tblCellMar>
-            <w:top w:w="0" w:type="dxa"/>
-            <w:bottom w:w="0" w:type="dxa"/>
-          </w:tblCellMar>
-        </w:tblPrEx>
         <w:tc>
           <w:tcPr>
             <w:tcW w:w="2800" w:type="dxa"/>
@@ -1388,7 +1325,7 @@
         </w:rPr>
         <w:lastRenderedPageBreak/>
         <w:drawing>
-          <wp:inline distT="0" distB="0" distL="0" distR="0" wp14:anchorId="17A31E6F" wp14:editId="5CBBBF61">
+          <wp:inline distT="0" distB="0" distL="0" distR="0" wp14:anchorId="17A31E6F" wp14:editId="6069F9A2">
             <wp:extent cx="5943600" cy="3467100"/>
             <wp:effectExtent l="0" t="0" r="0" b="0"/>
             <wp:docPr id="1075859784" name="Picture 2"/>
@@ -2041,12 +1978,6 @@
         <w:gridCol w:w="1560"/>
       </w:tblGrid>
       <w:tr>
-        <w:tblPrEx>
-          <w:tblCellMar>
-            <w:top w:w="0" w:type="dxa"/>
-            <w:bottom w:w="0" w:type="dxa"/>
-          </w:tblCellMar>
-        </w:tblPrEx>
         <w:tc>
           <w:tcPr>
             <w:tcW w:w="1560" w:type="dxa"/>
@@ -2229,12 +2160,6 @@
         </w:tc>
       </w:tr>
       <w:tr>
-        <w:tblPrEx>
-          <w:tblCellMar>
-            <w:top w:w="0" w:type="dxa"/>
-            <w:bottom w:w="0" w:type="dxa"/>
-          </w:tblCellMar>
-        </w:tblPrEx>
         <w:tc>
           <w:tcPr>
             <w:tcW w:w="1560" w:type="dxa"/>
@@ -2397,7 +2322,7 @@
         <w:spacing w:after="120"/>
       </w:pPr>
       <w:r>
-        <w:t>Signature of External Guide with Company Seal: _____________________</w:t>
+        <w:t xml:space="preserve">Signature of External Guide with Company Seal: </w:t>
       </w:r>
     </w:p>
     <w:p>
@@ -2406,6 +2331,52 @@
       </w:pPr>
       <w:r>
         <w:t>Date: ___________</w:t>
+      </w:r>
+      <w:r>
+        <w:rPr>
+          <w:noProof/>
+        </w:rPr>
+        <w:drawing>
+          <wp:inline distT="0" distB="0" distL="0" distR="0" wp14:anchorId="02BB803F" wp14:editId="6E33A569">
+            <wp:extent cx="1379220" cy="890905"/>
+            <wp:effectExtent l="0" t="0" r="0" b="0"/>
+            <wp:docPr id="2096697644" name="Picture 1"/>
+            <wp:cNvGraphicFramePr>
+              <a:graphicFrameLocks xmlns:a="http://schemas.openxmlformats.org/drawingml/2006/main" noChangeAspect="1"/>
+            </wp:cNvGraphicFramePr>
+            <a:graphic xmlns:a="http://schemas.openxmlformats.org/drawingml/2006/main">
+              <a:graphicData uri="http://schemas.openxmlformats.org/drawingml/2006/picture">
+                <pic:pic xmlns:pic="http://schemas.openxmlformats.org/drawingml/2006/picture">
+                  <pic:nvPicPr>
+                    <pic:cNvPr id="2096697644" name="Picture 2096697644"/>
+                    <pic:cNvPicPr/>
+                  </pic:nvPicPr>
+                  <pic:blipFill>
+                    <a:blip r:embed="rId7" cstate="print">
+                      <a:extLst>
+                        <a:ext uri="{28A0092B-C50C-407E-A947-70E740481C1C}">
+                          <a14:useLocalDpi xmlns:a14="http://schemas.microsoft.com/office/drawing/2010/main" val="0"/>
+                        </a:ext>
+                      </a:extLst>
+                    </a:blip>
+                    <a:stretch>
+                      <a:fillRect/>
+                    </a:stretch>
+                  </pic:blipFill>
+                  <pic:spPr>
+                    <a:xfrm>
+                      <a:off x="0" y="0"/>
+                      <a:ext cx="1388407" cy="896839"/>
+                    </a:xfrm>
+                    <a:prstGeom prst="rect">
+                      <a:avLst/>
+                    </a:prstGeom>
+                  </pic:spPr>
+                </pic:pic>
+              </a:graphicData>
+            </a:graphic>
+          </wp:inline>
+        </w:drawing>
       </w:r>
     </w:p>
     <w:p>
@@ -3066,6 +3037,7 @@
   <w:style w:type="character" w:default="1" w:styleId="DefaultParagraphFont">
     <w:name w:val="Default Paragraph Font"/>
     <w:uiPriority w:val="1"/>
+    <w:semiHidden/>
     <w:unhideWhenUsed/>
   </w:style>
   <w:style w:type="table" w:default="1" w:styleId="TableNormal">
